--- a/Monografia Maria Kamila vega version 1.docx
+++ b/Monografia Maria Kamila vega version 1.docx
@@ -548,18 +548,18 @@
         </w:pBdr>
         <w:ind w:left="283" w:firstLine="720"/>
         <w:jc w:val="center"/>
+      </w:pPr>
+      <w:r>
         <w:rPr>
           <w:color w:val="000000"/>
         </w:rPr>
-      </w:pPr>
-      <w:r>
-        <w:rPr>
-          <w:color w:val="000000"/>
-        </w:rPr>
         <w:t>Bogotá D.C, 202</w:t>
       </w:r>
       <w:r>
         <w:t>6</w:t>
+      </w:r>
+      <w:r>
+        <w:br w:type="page"/>
       </w:r>
     </w:p>
     <w:p>
@@ -575,60 +575,6 @@
         </w:pBdr>
         <w:spacing w:before="240" w:line="360" w:lineRule="auto"/>
         <w:rPr>
-          <w:sz w:val="36"/>
-          <w:szCs w:val="36"/>
-        </w:rPr>
-      </w:pPr>
-    </w:p>
-    <w:p>
-      <w:pPr>
-        <w:keepNext/>
-        <w:keepLines/>
-        <w:pBdr>
-          <w:top w:val="nil"/>
-          <w:left w:val="nil"/>
-          <w:bottom w:val="nil"/>
-          <w:right w:val="nil"/>
-          <w:between w:val="nil"/>
-        </w:pBdr>
-        <w:spacing w:before="240" w:line="360" w:lineRule="auto"/>
-        <w:rPr>
-          <w:sz w:val="36"/>
-          <w:szCs w:val="36"/>
-        </w:rPr>
-      </w:pPr>
-    </w:p>
-    <w:p>
-      <w:pPr>
-        <w:keepNext/>
-        <w:keepLines/>
-        <w:pBdr>
-          <w:top w:val="nil"/>
-          <w:left w:val="nil"/>
-          <w:bottom w:val="nil"/>
-          <w:right w:val="nil"/>
-          <w:between w:val="nil"/>
-        </w:pBdr>
-        <w:spacing w:before="240" w:line="360" w:lineRule="auto"/>
-        <w:rPr>
-          <w:sz w:val="36"/>
-          <w:szCs w:val="36"/>
-        </w:rPr>
-      </w:pPr>
-    </w:p>
-    <w:p>
-      <w:pPr>
-        <w:keepNext/>
-        <w:keepLines/>
-        <w:pBdr>
-          <w:top w:val="nil"/>
-          <w:left w:val="nil"/>
-          <w:bottom w:val="nil"/>
-          <w:right w:val="nil"/>
-          <w:between w:val="nil"/>
-        </w:pBdr>
-        <w:spacing w:before="240" w:line="360" w:lineRule="auto"/>
-        <w:rPr>
           <w:color w:val="000000"/>
           <w:sz w:val="36"/>
           <w:szCs w:val="36"/>
@@ -640,6 +586,7 @@
           <w:sz w:val="36"/>
           <w:szCs w:val="36"/>
         </w:rPr>
+        <w:lastRenderedPageBreak/>
         <w:t>Contenido</w:t>
       </w:r>
     </w:p>
@@ -656,7 +603,6 @@
           <w:docPartUnique/>
         </w:docPartObj>
       </w:sdtPr>
-      <w:sdtEndPr/>
       <w:sdtContent>
         <w:p>
           <w:pPr>
@@ -1450,35 +1396,44 @@
     </w:p>
     <w:p>
       <w:pPr>
-        <w:rPr>
+        <w:spacing w:line="360" w:lineRule="auto"/>
+        <w:rPr>
+          <w:rFonts w:ascii="Times New Roman" w:eastAsia="Times New Roman" w:hAnsi="Times New Roman" w:cs="Times New Roman"/>
           <w:b/>
           <w:bCs/>
           <w:color w:val="000000"/>
-          <w:sz w:val="26"/>
-          <w:szCs w:val="26"/>
         </w:rPr>
       </w:pPr>
       <w:bookmarkStart w:id="0" w:name="_p2cevyqp9roh" w:colFirst="0" w:colLast="0"/>
       <w:bookmarkEnd w:id="0"/>
-    </w:p>
-    <w:p>
-      <w:pPr>
-        <w:pStyle w:val="Ttulo2"/>
-        <w:jc w:val="center"/>
+      <w:r>
         <w:rPr>
           <w:rFonts w:ascii="Times New Roman" w:eastAsia="Times New Roman" w:hAnsi="Times New Roman" w:cs="Times New Roman"/>
           <w:b/>
           <w:bCs/>
           <w:color w:val="000000"/>
         </w:rPr>
-      </w:pPr>
-      <w:r>
+        <w:br w:type="page"/>
+      </w:r>
+    </w:p>
+    <w:p>
+      <w:pPr>
+        <w:spacing w:line="360" w:lineRule="auto"/>
         <w:rPr>
           <w:rFonts w:ascii="Times New Roman" w:eastAsia="Times New Roman" w:hAnsi="Times New Roman" w:cs="Times New Roman"/>
           <w:b/>
           <w:bCs/>
           <w:color w:val="000000"/>
         </w:rPr>
+      </w:pPr>
+      <w:r>
+        <w:rPr>
+          <w:rFonts w:ascii="Times New Roman" w:eastAsia="Times New Roman" w:hAnsi="Times New Roman" w:cs="Times New Roman"/>
+          <w:b/>
+          <w:bCs/>
+          <w:color w:val="000000"/>
+        </w:rPr>
+        <w:lastRenderedPageBreak/>
         <w:t>RESUMEN</w:t>
       </w:r>
     </w:p>
@@ -1638,7 +1593,6 @@
           <w:id w:val="1119652422"/>
           <w:citation/>
         </w:sdtPr>
-        <w:sdtEndPr/>
         <w:sdtContent>
           <w:r>
             <w:rPr>
@@ -2705,20 +2659,8 @@
           <w:szCs w:val="26"/>
         </w:rPr>
         <w:lastRenderedPageBreak/>
-        <w:t xml:space="preserve">Los objetivos que respaldan esta monografía </w:t>
-      </w:r>
-      <w:proofErr w:type="gramStart"/>
-      <w:r>
-        <w:rPr>
-          <w:rFonts w:ascii="Times New Roman" w:eastAsia="Times New Roman" w:hAnsi="Times New Roman" w:cs="Times New Roman"/>
-          <w:b/>
-          <w:bCs/>
-          <w:sz w:val="26"/>
-          <w:szCs w:val="26"/>
-        </w:rPr>
-        <w:t>son :</w:t>
-      </w:r>
-      <w:proofErr w:type="gramEnd"/>
+        <w:t>Los objetivos que respaldan esta monografía son:</w:t>
+      </w:r>
     </w:p>
     <w:p>
       <w:pPr>
@@ -3134,162 +3076,47 @@
         </w:rPr>
         <w:t>La combinación de ambos enfoques permitirá relacionar el análisis de las obras con las percepciones de los estudiantes, obteniendo una visión más completa sobre la representación del rol femenino y su posible relación con la manera en que este es percibido en la actualidad.</w:t>
       </w:r>
-    </w:p>
-    <w:p>
-      <w:pPr>
-        <w:pStyle w:val="Ttulo2"/>
-        <w:jc w:val="center"/>
-        <w:rPr>
-          <w:rFonts w:ascii="Times New Roman" w:eastAsia="Times New Roman" w:hAnsi="Times New Roman" w:cs="Times New Roman"/>
-          <w:b/>
-          <w:bCs/>
-          <w:color w:val="000000"/>
-        </w:rPr>
-      </w:pPr>
       <w:bookmarkStart w:id="34" w:name="_vnbytn3jelfm" w:colFirst="0" w:colLast="0"/>
+      <w:bookmarkStart w:id="35" w:name="_21ag4qn02n9r" w:colFirst="0" w:colLast="0"/>
+      <w:bookmarkStart w:id="36" w:name="_gg9loc15aj6u" w:colFirst="0" w:colLast="0"/>
+      <w:bookmarkStart w:id="37" w:name="_v0g8e0bnrfmv" w:colFirst="0" w:colLast="0"/>
+      <w:bookmarkStart w:id="38" w:name="_cok2uum8f83d" w:colFirst="0" w:colLast="0"/>
+      <w:bookmarkStart w:id="39" w:name="_848d8kgdbjnf" w:colFirst="0" w:colLast="0"/>
+      <w:bookmarkStart w:id="40" w:name="_ky0r26pbxzrl" w:colFirst="0" w:colLast="0"/>
+      <w:bookmarkStart w:id="41" w:name="_2numqmq3lttw" w:colFirst="0" w:colLast="0"/>
+      <w:bookmarkStart w:id="42" w:name="_83oric6wd8lf" w:colFirst="0" w:colLast="0"/>
+      <w:bookmarkStart w:id="43" w:name="_60t7sqfhis8h" w:colFirst="0" w:colLast="0"/>
+      <w:bookmarkStart w:id="44" w:name="_r2weoxfo0266" w:colFirst="0" w:colLast="0"/>
       <w:bookmarkEnd w:id="34"/>
-    </w:p>
-    <w:p>
-      <w:pPr>
-        <w:pStyle w:val="Ttulo2"/>
-        <w:jc w:val="center"/>
-        <w:rPr>
-          <w:rFonts w:ascii="Times New Roman" w:eastAsia="Times New Roman" w:hAnsi="Times New Roman" w:cs="Times New Roman"/>
-          <w:b/>
-          <w:bCs/>
-          <w:color w:val="000000"/>
-        </w:rPr>
-      </w:pPr>
-      <w:bookmarkStart w:id="35" w:name="_21ag4qn02n9r" w:colFirst="0" w:colLast="0"/>
       <w:bookmarkEnd w:id="35"/>
-    </w:p>
-    <w:p>
-      <w:pPr>
-        <w:pStyle w:val="Ttulo2"/>
-        <w:jc w:val="center"/>
-        <w:rPr>
-          <w:rFonts w:ascii="Times New Roman" w:eastAsia="Times New Roman" w:hAnsi="Times New Roman" w:cs="Times New Roman"/>
-          <w:b/>
-          <w:bCs/>
-          <w:color w:val="000000"/>
-        </w:rPr>
-      </w:pPr>
-      <w:bookmarkStart w:id="36" w:name="_gg9loc15aj6u" w:colFirst="0" w:colLast="0"/>
       <w:bookmarkEnd w:id="36"/>
-    </w:p>
-    <w:p>
-      <w:pPr>
-        <w:pStyle w:val="Ttulo2"/>
-        <w:jc w:val="center"/>
-        <w:rPr>
-          <w:rFonts w:ascii="Times New Roman" w:eastAsia="Times New Roman" w:hAnsi="Times New Roman" w:cs="Times New Roman"/>
-          <w:b/>
-          <w:bCs/>
-          <w:color w:val="000000"/>
-        </w:rPr>
-      </w:pPr>
-      <w:bookmarkStart w:id="37" w:name="_v0g8e0bnrfmv" w:colFirst="0" w:colLast="0"/>
       <w:bookmarkEnd w:id="37"/>
-    </w:p>
-    <w:p>
-      <w:pPr>
-        <w:pStyle w:val="Ttulo2"/>
-        <w:jc w:val="center"/>
-        <w:rPr>
-          <w:rFonts w:ascii="Times New Roman" w:eastAsia="Times New Roman" w:hAnsi="Times New Roman" w:cs="Times New Roman"/>
-          <w:b/>
-          <w:bCs/>
-          <w:color w:val="000000"/>
-        </w:rPr>
-      </w:pPr>
-      <w:bookmarkStart w:id="38" w:name="_cok2uum8f83d" w:colFirst="0" w:colLast="0"/>
       <w:bookmarkEnd w:id="38"/>
-    </w:p>
-    <w:p>
-      <w:pPr>
-        <w:pStyle w:val="Ttulo2"/>
-        <w:jc w:val="center"/>
-        <w:rPr>
-          <w:rFonts w:ascii="Times New Roman" w:eastAsia="Times New Roman" w:hAnsi="Times New Roman" w:cs="Times New Roman"/>
-          <w:b/>
-          <w:bCs/>
-          <w:color w:val="000000"/>
-        </w:rPr>
-      </w:pPr>
-      <w:bookmarkStart w:id="39" w:name="_848d8kgdbjnf" w:colFirst="0" w:colLast="0"/>
       <w:bookmarkEnd w:id="39"/>
-    </w:p>
-    <w:p>
-      <w:pPr>
-        <w:pStyle w:val="Ttulo2"/>
-        <w:jc w:val="center"/>
-        <w:rPr>
-          <w:rFonts w:ascii="Times New Roman" w:eastAsia="Times New Roman" w:hAnsi="Times New Roman" w:cs="Times New Roman"/>
-          <w:b/>
-          <w:bCs/>
-          <w:color w:val="000000"/>
-        </w:rPr>
-      </w:pPr>
-      <w:bookmarkStart w:id="40" w:name="_ky0r26pbxzrl" w:colFirst="0" w:colLast="0"/>
       <w:bookmarkEnd w:id="40"/>
-    </w:p>
-    <w:p>
-      <w:pPr>
-        <w:pStyle w:val="Ttulo2"/>
-        <w:jc w:val="center"/>
-        <w:rPr>
-          <w:rFonts w:ascii="Times New Roman" w:eastAsia="Times New Roman" w:hAnsi="Times New Roman" w:cs="Times New Roman"/>
-          <w:b/>
-          <w:bCs/>
-          <w:color w:val="000000"/>
-        </w:rPr>
-      </w:pPr>
-      <w:bookmarkStart w:id="41" w:name="_2numqmq3lttw" w:colFirst="0" w:colLast="0"/>
       <w:bookmarkEnd w:id="41"/>
-    </w:p>
-    <w:p>
-      <w:pPr>
-        <w:pStyle w:val="Ttulo2"/>
-        <w:jc w:val="center"/>
-        <w:rPr>
-          <w:rFonts w:ascii="Times New Roman" w:eastAsia="Times New Roman" w:hAnsi="Times New Roman" w:cs="Times New Roman"/>
-          <w:b/>
-          <w:bCs/>
-          <w:color w:val="000000"/>
-        </w:rPr>
-      </w:pPr>
-      <w:bookmarkStart w:id="42" w:name="_83oric6wd8lf" w:colFirst="0" w:colLast="0"/>
       <w:bookmarkEnd w:id="42"/>
-    </w:p>
-    <w:p>
-      <w:pPr>
-        <w:pStyle w:val="Ttulo2"/>
-        <w:rPr>
-          <w:rFonts w:ascii="Times New Roman" w:eastAsia="Times New Roman" w:hAnsi="Times New Roman" w:cs="Times New Roman"/>
-          <w:b/>
-          <w:bCs/>
-          <w:color w:val="000000"/>
-        </w:rPr>
-      </w:pPr>
-      <w:bookmarkStart w:id="43" w:name="_60t7sqfhis8h" w:colFirst="0" w:colLast="0"/>
       <w:bookmarkEnd w:id="43"/>
-    </w:p>
-    <w:p/>
-    <w:p/>
-    <w:p/>
-    <w:p/>
-    <w:p>
-      <w:pPr>
-        <w:pStyle w:val="Ttulo2"/>
-        <w:rPr>
-          <w:rFonts w:ascii="Times New Roman" w:eastAsia="Times New Roman" w:hAnsi="Times New Roman" w:cs="Times New Roman"/>
-          <w:b/>
-          <w:bCs/>
-          <w:color w:val="000000"/>
-        </w:rPr>
-      </w:pPr>
-      <w:bookmarkStart w:id="44" w:name="_r2weoxfo0266" w:colFirst="0" w:colLast="0"/>
       <w:bookmarkEnd w:id="44"/>
+      <w:r>
+        <w:rPr>
+          <w:rFonts w:ascii="Times New Roman" w:eastAsia="Times New Roman" w:hAnsi="Times New Roman" w:cs="Times New Roman"/>
+          <w:sz w:val="24"/>
+          <w:szCs w:val="24"/>
+        </w:rPr>
+        <w:br w:type="page"/>
+      </w:r>
+    </w:p>
+    <w:p>
+      <w:pPr>
+        <w:spacing w:line="360" w:lineRule="auto"/>
+        <w:jc w:val="both"/>
+        <w:rPr>
+          <w:rFonts w:ascii="Times New Roman" w:eastAsia="Times New Roman" w:hAnsi="Times New Roman" w:cs="Times New Roman"/>
+          <w:sz w:val="24"/>
+          <w:szCs w:val="24"/>
+        </w:rPr>
+      </w:pPr>
     </w:p>
     <w:p>
       <w:pPr>
@@ -5040,7 +4867,6 @@
                 <w:id w:val="111145805"/>
                 <w:bibliography/>
               </w:sdtPr>
-              <w:sdtEndPr/>
               <w:sdtContent>
                 <w:p>
                   <w:pPr>
